--- a/PYSPARK/Udemy Spark Ansh Lamba notes/Udemy Ansh Lamba Spark.docx
+++ b/PYSPARK/Udemy Spark Ansh Lamba notes/Udemy Ansh Lamba Spark.docx
@@ -868,7 +868,15 @@
         </w:numPr>
       </w:pPr>
       <w:r>
-        <w:t>Scenario: Grouping sales data by region → Map emits (“East”,100), (“West”,200)… Shuffle writes to disk, Reduce sums totals. Delay occurs because all intermediate data is disk</w:t>
+        <w:t>Scenario: Grouping sales data by region → Map emits (“East”,100), (“West”,</w:t>
+      </w:r>
+      <w:proofErr w:type="gramStart"/>
+      <w:r>
+        <w:t>200)…</w:t>
+      </w:r>
+      <w:proofErr w:type="gramEnd"/>
+      <w:r>
+        <w:t xml:space="preserve"> Shuffle writes to disk, Reduce sums totals. Delay occurs because all intermediate data is disk</w:t>
       </w:r>
       <w:r>
         <w:noBreakHyphen/>
@@ -1068,7 +1076,23 @@
         </w:numPr>
       </w:pPr>
       <w:r>
-        <w:t>Shuffle: Groups by key → “I”:[1,1], “love”:[1,1]</w:t>
+        <w:t>Shuffle: Groups by key → “I</w:t>
+      </w:r>
+      <w:proofErr w:type="gramStart"/>
+      <w:r>
+        <w:t>”:[</w:t>
+      </w:r>
+      <w:proofErr w:type="gramEnd"/>
+      <w:r>
+        <w:t>1,1], “love</w:t>
+      </w:r>
+      <w:proofErr w:type="gramStart"/>
+      <w:r>
+        <w:t>”:[</w:t>
+      </w:r>
+      <w:proofErr w:type="gramEnd"/>
+      <w:r>
+        <w:t>1,1]</w:t>
       </w:r>
     </w:p>
     <w:p>
@@ -1124,7 +1148,15 @@
       </w:r>
       <w:r>
         <w:noBreakHyphen/>
-        <w:t xml:space="preserve">time analytics) • Machine learning (MLlib) • </w:t>
+        <w:t>time analytics) • Machine learning (</w:t>
+      </w:r>
+      <w:proofErr w:type="spellStart"/>
+      <w:r>
+        <w:t>MLlib</w:t>
+      </w:r>
+      <w:proofErr w:type="spellEnd"/>
+      <w:r>
+        <w:t xml:space="preserve">) • </w:t>
       </w:r>
       <w:r>
         <w:t>Big data analytics</w:t>
@@ -1337,6 +1369,7 @@
       <w:r>
         <w:t xml:space="preserve"> • Runs the main application and creates </w:t>
       </w:r>
+      <w:proofErr w:type="spellStart"/>
       <w:r>
         <w:rPr>
           <w:b/>
@@ -1344,6 +1377,7 @@
         </w:rPr>
         <w:t>SparkContext</w:t>
       </w:r>
+      <w:proofErr w:type="spellEnd"/>
       <w:r>
         <w:t xml:space="preserve"> (gateway to the cluster). • Contains key components: </w:t>
       </w:r>
@@ -1427,7 +1461,15 @@
         </w:numPr>
       </w:pPr>
       <w:r>
-        <w:t>Driver submits job → SparkContext.</w:t>
+        <w:t xml:space="preserve">Driver submits job → </w:t>
+      </w:r>
+      <w:proofErr w:type="spellStart"/>
+      <w:r>
+        <w:t>SparkContext</w:t>
+      </w:r>
+      <w:proofErr w:type="spellEnd"/>
+      <w:r>
+        <w:t>.</w:t>
       </w:r>
     </w:p>
     <w:p>
@@ -1688,6 +1730,7 @@
       <w:r>
         <w:t xml:space="preserve">The </w:t>
       </w:r>
+      <w:proofErr w:type="spellStart"/>
       <w:r>
         <w:rPr>
           <w:b/>
@@ -1695,6 +1738,7 @@
         </w:rPr>
         <w:t>SparkContext</w:t>
       </w:r>
+      <w:proofErr w:type="spellEnd"/>
       <w:r>
         <w:t xml:space="preserve"> is the main entry point to a Spark application. It runs on the driver node and connects the application to the Spark cluster, enabling RDD operations and resource management.</w:t>
       </w:r>
@@ -1717,6 +1761,7 @@
           <w:numId w:val="19"/>
         </w:numPr>
       </w:pPr>
+      <w:proofErr w:type="spellStart"/>
       <w:r>
         <w:rPr>
           <w:b/>
@@ -1724,6 +1769,7 @@
         </w:rPr>
         <w:t>SparkContext</w:t>
       </w:r>
+      <w:proofErr w:type="spellEnd"/>
       <w:r>
         <w:t xml:space="preserve"> → Core RDD operations</w:t>
       </w:r>
@@ -1735,6 +1781,7 @@
           <w:numId w:val="19"/>
         </w:numPr>
       </w:pPr>
+      <w:proofErr w:type="spellStart"/>
       <w:r>
         <w:rPr>
           <w:b/>
@@ -1743,6 +1790,7 @@
         <w:lastRenderedPageBreak/>
         <w:t>SQLContext</w:t>
       </w:r>
+      <w:proofErr w:type="spellEnd"/>
       <w:r>
         <w:t xml:space="preserve"> → SQL queries</w:t>
       </w:r>
@@ -1754,6 +1802,7 @@
           <w:numId w:val="19"/>
         </w:numPr>
       </w:pPr>
+      <w:proofErr w:type="spellStart"/>
       <w:r>
         <w:rPr>
           <w:b/>
@@ -1761,6 +1810,7 @@
         </w:rPr>
         <w:t>HiveContext</w:t>
       </w:r>
+      <w:proofErr w:type="spellEnd"/>
       <w:r>
         <w:t xml:space="preserve"> → Hive support</w:t>
       </w:r>
@@ -1799,7 +1849,31 @@
         </w:numPr>
       </w:pPr>
       <w:r>
-        <w:t>Combines SparkContext, SQLContext, HiveContext.</w:t>
+        <w:t xml:space="preserve">Combines </w:t>
+      </w:r>
+      <w:proofErr w:type="spellStart"/>
+      <w:r>
+        <w:t>SparkContext</w:t>
+      </w:r>
+      <w:proofErr w:type="spellEnd"/>
+      <w:r>
+        <w:t xml:space="preserve">, </w:t>
+      </w:r>
+      <w:proofErr w:type="spellStart"/>
+      <w:r>
+        <w:t>SQLContext</w:t>
+      </w:r>
+      <w:proofErr w:type="spellEnd"/>
+      <w:r>
+        <w:t xml:space="preserve">, </w:t>
+      </w:r>
+      <w:proofErr w:type="spellStart"/>
+      <w:r>
+        <w:t>HiveContext</w:t>
+      </w:r>
+      <w:proofErr w:type="spellEnd"/>
+      <w:r>
+        <w:t>.</w:t>
       </w:r>
     </w:p>
     <w:p>
@@ -1810,7 +1884,15 @@
         </w:numPr>
       </w:pPr>
       <w:r>
-        <w:t>Simplifies usage → one object (SparkSession) for everything.</w:t>
+        <w:t>Simplifies usage → one object (</w:t>
+      </w:r>
+      <w:proofErr w:type="spellStart"/>
+      <w:r>
+        <w:t>SparkSession</w:t>
+      </w:r>
+      <w:proofErr w:type="spellEnd"/>
+      <w:r>
+        <w:t>) for everything.</w:t>
       </w:r>
     </w:p>
     <w:p>
@@ -1829,12 +1911,48 @@
     </w:p>
     <w:p>
       <w:r>
-        <w:t>from pyspark.sql import SparkSession</w:t>
-      </w:r>
-    </w:p>
-    <w:p>
-      <w:r>
-        <w:t>spark = SparkSession.builder.appName("Example").getOrCreate()</w:t>
+        <w:t xml:space="preserve">from </w:t>
+      </w:r>
+      <w:proofErr w:type="spellStart"/>
+      <w:r>
+        <w:t>pyspark.sql</w:t>
+      </w:r>
+      <w:proofErr w:type="spellEnd"/>
+      <w:r>
+        <w:t xml:space="preserve"> import </w:t>
+      </w:r>
+      <w:proofErr w:type="spellStart"/>
+      <w:r>
+        <w:t>SparkSession</w:t>
+      </w:r>
+      <w:proofErr w:type="spellEnd"/>
+    </w:p>
+    <w:p>
+      <w:r>
+        <w:t xml:space="preserve">spark = </w:t>
+      </w:r>
+      <w:proofErr w:type="spellStart"/>
+      <w:proofErr w:type="gramStart"/>
+      <w:r>
+        <w:t>SparkSession.builder.appName</w:t>
+      </w:r>
+      <w:proofErr w:type="spellEnd"/>
+      <w:proofErr w:type="gramEnd"/>
+      <w:r>
+        <w:t>("Example"</w:t>
+      </w:r>
+      <w:proofErr w:type="gramStart"/>
+      <w:r>
+        <w:t>).</w:t>
+      </w:r>
+      <w:proofErr w:type="spellStart"/>
+      <w:r>
+        <w:t>getOrCreate</w:t>
+      </w:r>
+      <w:proofErr w:type="spellEnd"/>
+      <w:proofErr w:type="gramEnd"/>
+      <w:r>
+        <w:t>()</w:t>
       </w:r>
     </w:p>
     <w:p>
@@ -1862,10 +1980,75 @@
         <w:t xml:space="preserve">Databricks is a cloud-based Data and AI platform </w:t>
       </w:r>
       <w:r>
-        <w:t>built on “lakehouse” architecture combining the strengths of data warehouse and data lake. For a given cloud environment, the databricks data intelligence platform integrates with cloud storage,security, manages and deploys cloud infrastructure</w:t>
+        <w:t>built on “</w:t>
+      </w:r>
+      <w:proofErr w:type="spellStart"/>
+      <w:r>
+        <w:t>lakehouse</w:t>
+      </w:r>
+      <w:proofErr w:type="spellEnd"/>
+      <w:r>
+        <w:t xml:space="preserve">” architecture combining the strengths of data warehouse and data lake. For a given cloud environment, the </w:t>
+      </w:r>
+      <w:proofErr w:type="spellStart"/>
+      <w:r>
+        <w:t>databricks</w:t>
+      </w:r>
+      <w:proofErr w:type="spellEnd"/>
+      <w:r>
+        <w:t xml:space="preserve"> data intelligence platform integrates with cloud </w:t>
+      </w:r>
+      <w:proofErr w:type="spellStart"/>
+      <w:proofErr w:type="gramStart"/>
+      <w:r>
+        <w:t>storage,security</w:t>
+      </w:r>
+      <w:proofErr w:type="spellEnd"/>
+      <w:proofErr w:type="gramEnd"/>
+      <w:r>
+        <w:t>, manages and deploys cloud infrastructure</w:t>
       </w:r>
       <w:r>
         <w:t>.</w:t>
+      </w:r>
+    </w:p>
+    <w:p>
+      <w:pPr>
+        <w:rPr>
+          <w:b/>
+          <w:bCs/>
+        </w:rPr>
+      </w:pPr>
+      <w:r>
+        <w:rPr>
+          <w:b/>
+          <w:bCs/>
+        </w:rPr>
+        <w:t>Important points:</w:t>
+      </w:r>
+    </w:p>
+    <w:p>
+      <w:r>
+        <w:t xml:space="preserve">By </w:t>
+      </w:r>
+      <w:proofErr w:type="gramStart"/>
+      <w:r>
+        <w:t>default</w:t>
+      </w:r>
+      <w:proofErr w:type="gramEnd"/>
+      <w:r>
+        <w:t xml:space="preserve"> wide transformation created 200 partitions</w:t>
+      </w:r>
+      <w:r>
+        <w:t xml:space="preserve">. Then </w:t>
+      </w:r>
+      <w:proofErr w:type="spellStart"/>
+      <w:r>
+        <w:t>AQEShuffled</w:t>
+      </w:r>
+      <w:proofErr w:type="spellEnd"/>
+      <w:r>
+        <w:t xml:space="preserve"> coalesce the partitions.</w:t>
       </w:r>
     </w:p>
     <w:sectPr>
@@ -5263,6 +5446,7 @@
   <w:style w:type="character" w:default="1" w:styleId="DefaultParagraphFont">
     <w:name w:val="Default Paragraph Font"/>
     <w:uiPriority w:val="1"/>
+    <w:semiHidden/>
     <w:unhideWhenUsed/>
   </w:style>
   <w:style w:type="table" w:default="1" w:styleId="TableNormal">
